--- a/output/docx/es/BUFRCREX_TableB_es_06.docx
+++ b/output/docx/es/BUFRCREX_TableB_es_06.docx
@@ -2393,7 +2393,7 @@
                 <w:b w:val="0"/>
                 <w:sz w:val="16"/>
               </w:rPr>
-              <w:t>Note 183: La compensación en X es la distancia entre el origen de proyección y la esquina superior izquierda del píxel superior izquierdo en un mapa, como se muestra en el diagrama siguiente: f.'arope-t15il u _.-t Pl-.é! nl¡i&lt;.&gt;CÍll i h.uu1w Jv I.2 – BUFR/CREX Tabla B/06 – 2</w:t>
+              <w:t>Note B183: La compensación en X es la distancia entre el origen de proyección y la esquina superior izquierda del píxel superior izquierdo en un mapa, como se muestra en el diagrama siguiente: f.'arope-t15il u _.-t Pl-.é! nl¡i&lt;.&gt;CÍll i h.uu1w Jv I.2 – BUFR/CREX Tabla B/06 – 2</w:t>
             </w:r>
           </w:p>
         </w:tc>
@@ -3175,7 +3175,7 @@
           <w:i/>
           <w:sz w:val="14"/>
         </w:rPr>
-        <w:t>Note 62: Tan solo se indicará la distancia en relación con la localización comunicada y el rumbo, azimut o elevación y no se volverá a especificar esta localización.</w:t>
+        <w:t>Note B62: Tan solo se indicará la distancia en relación con la localización comunicada y el rumbo, azimut o elevación y no se volverá a especificar esta localización.</w:t>
       </w:r>
     </w:p>
     <w:p>
@@ -3185,7 +3185,7 @@
           <w:i/>
           <w:sz w:val="14"/>
         </w:rPr>
-        <w:t>Note 66: Se asignarán valores negativos a los incrementos este-oeste.</w:t>
+        <w:t>Note B66: Se asignarán valores negativos a los incrementos este-oeste.</w:t>
       </w:r>
     </w:p>
     <w:p>
@@ -3195,7 +3195,7 @@
           <w:i/>
           <w:sz w:val="14"/>
         </w:rPr>
-        <w:t>Note 141: El tamaño del píxel en la horizontal – 2 está dado por la posición donde el factor de escala del mapa es igual a la unidad.</w:t>
+        <w:t>Note B141: El tamaño del píxel en la horizontal – 2 está dado por la posición donde el factor de escala del mapa es igual a la unidad.</w:t>
       </w:r>
     </w:p>
     <w:p>
@@ -3205,7 +3205,7 @@
           <w:i/>
           <w:sz w:val="14"/>
         </w:rPr>
-        <w:t>Note 164: Los valores de longitud quedarán comprendidos entre –180 grados y +180 grados.</w:t>
+        <w:t>Note B164: Los valores de longitud quedarán comprendidos entre –180 grados y +180 grados.</w:t>
       </w:r>
     </w:p>
     <w:p>
@@ -3215,7 +3215,7 @@
           <w:i/>
           <w:sz w:val="14"/>
         </w:rPr>
-        <w:t>Note 166: Se asignarán valores negativos a la longitud oeste.</w:t>
+        <w:t>Note B166: Se asignarán valores negativos a la longitud oeste.</w:t>
       </w:r>
     </w:p>
     <w:sectPr>
